--- a/기획/KoiAI_게임 시스템 기획.docx
+++ b/기획/KoiAI_게임 시스템 기획.docx
@@ -3797,9 +3797,16 @@
     <w:p/>
     <w:p>
       <w:pPr>
-        <w:rPr>
-          <w:rFonts w:hint="eastAsia"/>
-        </w:rPr>
+        <w:tabs>
+          <w:tab w:val="left" w:pos="1530"/>
+        </w:tabs>
+      </w:pPr>
+    </w:p>
+    <w:p>
+      <w:pPr>
+        <w:tabs>
+          <w:tab w:val="left" w:pos="1530"/>
+        </w:tabs>
       </w:pPr>
     </w:p>
     <w:p>
@@ -3823,6 +3830,7 @@
           <w:sz w:val="28"/>
           <w:szCs w:val="28"/>
         </w:rPr>
+        <w:lastRenderedPageBreak/>
         <w:t xml:space="preserve">1. 코어 </w:t>
       </w:r>
       <w:proofErr w:type="spellStart"/>
@@ -3871,7 +3879,6 @@
           <w:sz w:val="24"/>
           <w:szCs w:val="24"/>
         </w:rPr>
-        <w:lastRenderedPageBreak/>
         <w:t>1</w:t>
       </w:r>
       <w:r>
@@ -18433,6 +18440,7 @@
     <w:rsid w:val="004B67D5"/>
     <w:rsid w:val="00536C18"/>
     <w:rsid w:val="00591F84"/>
+    <w:rsid w:val="005D3A85"/>
     <w:rsid w:val="006003BF"/>
     <w:rsid w:val="008175B9"/>
     <w:rsid w:val="00896C14"/>
